--- a/LAB1.docx
+++ b/LAB1.docx
@@ -18,7 +18,18 @@
           <w:szCs w:val="30"/>
           <w:lang w:val="en-US"/>
         </w:rPr>
-        <w:t>Truong Quoc Toan - 12CNTT4 - 1250080203</w:t>
+        <w:t xml:space="preserve">Trương Quốc Toàn </w:t>
+      </w:r>
+      <w:bookmarkStart w:id="0" w:name="_GoBack"/>
+      <w:bookmarkEnd w:id="0"/>
+      <w:r>
+        <w:rPr>
+          <w:rFonts w:hint="default" w:ascii="Times New Roman" w:hAnsi="Times New Roman" w:cs="Times New Roman"/>
+          <w:sz w:val="30"/>
+          <w:szCs w:val="30"/>
+          <w:lang w:val="en-US"/>
+        </w:rPr>
+        <w:t>- 12CNTT4 - 1250080203</w:t>
       </w:r>
     </w:p>
     <w:p>
@@ -52,7 +63,7 @@
     </w:p>
     <w:p>
       <w:pPr>
-        <w:pStyle w:val="6"/>
+        <w:pStyle w:val="8"/>
         <w:keepNext w:val="0"/>
         <w:keepLines w:val="0"/>
         <w:widowControl/>
@@ -68,7 +79,7 @@
     </w:p>
     <w:p>
       <w:pPr>
-        <w:pStyle w:val="6"/>
+        <w:pStyle w:val="8"/>
         <w:keepNext w:val="0"/>
         <w:keepLines w:val="0"/>
         <w:widowControl/>
@@ -96,12 +107,10 @@
         </w:rPr>
         <w:t>Bài 1: Tạo lược đồ CSDL trên và nhập dữ liệu bằng câu lệnh SQL </w:t>
       </w:r>
-      <w:bookmarkStart w:id="0" w:name="_GoBack"/>
-      <w:bookmarkEnd w:id="0"/>
-    </w:p>
-    <w:p>
-      <w:pPr>
-        <w:pStyle w:val="6"/>
+    </w:p>
+    <w:p>
+      <w:pPr>
+        <w:pStyle w:val="8"/>
         <w:keepNext w:val="0"/>
         <w:keepLines w:val="0"/>
         <w:widowControl/>
@@ -132,7 +141,7 @@
     </w:p>
     <w:p>
       <w:pPr>
-        <w:pStyle w:val="6"/>
+        <w:pStyle w:val="8"/>
         <w:keepNext w:val="0"/>
         <w:keepLines w:val="0"/>
         <w:widowControl/>
@@ -161,7 +170,7 @@
     </w:p>
     <w:p>
       <w:pPr>
-        <w:pStyle w:val="6"/>
+        <w:pStyle w:val="8"/>
         <w:keepNext w:val="0"/>
         <w:keepLines w:val="0"/>
         <w:widowControl/>
@@ -196,7 +205,7 @@
     </w:p>
     <w:p>
       <w:pPr>
-        <w:pStyle w:val="6"/>
+        <w:pStyle w:val="8"/>
         <w:keepNext w:val="0"/>
         <w:keepLines w:val="0"/>
         <w:widowControl/>
@@ -238,7 +247,7 @@
                     </pic:cNvPicPr>
                   </pic:nvPicPr>
                   <pic:blipFill>
-                    <a:blip r:embed="rId4"/>
+                    <a:blip r:embed="rId5"/>
                     <a:stretch>
                       <a:fillRect/>
                     </a:stretch>
@@ -265,7 +274,7 @@
     </w:p>
     <w:p>
       <w:pPr>
-        <w:pStyle w:val="6"/>
+        <w:pStyle w:val="8"/>
         <w:keepNext w:val="0"/>
         <w:keepLines w:val="0"/>
         <w:widowControl/>
@@ -312,7 +321,7 @@
     </w:p>
     <w:p>
       <w:pPr>
-        <w:pStyle w:val="6"/>
+        <w:pStyle w:val="8"/>
         <w:keepNext w:val="0"/>
         <w:keepLines w:val="0"/>
         <w:widowControl/>
@@ -364,7 +373,7 @@
                     </pic:cNvPicPr>
                   </pic:nvPicPr>
                   <pic:blipFill>
-                    <a:blip r:embed="rId5"/>
+                    <a:blip r:embed="rId6"/>
                     <a:stretch>
                       <a:fillRect/>
                     </a:stretch>
@@ -391,7 +400,7 @@
     </w:p>
     <w:p>
       <w:pPr>
-        <w:pStyle w:val="6"/>
+        <w:pStyle w:val="8"/>
         <w:keepNext w:val="0"/>
         <w:keepLines w:val="0"/>
         <w:widowControl/>
@@ -430,7 +439,7 @@
     </w:p>
     <w:p>
       <w:pPr>
-        <w:pStyle w:val="6"/>
+        <w:pStyle w:val="8"/>
         <w:keepNext w:val="0"/>
         <w:keepLines w:val="0"/>
         <w:widowControl/>
@@ -475,7 +484,7 @@
                     </pic:cNvPicPr>
                   </pic:nvPicPr>
                   <pic:blipFill>
-                    <a:blip r:embed="rId6"/>
+                    <a:blip r:embed="rId7"/>
                     <a:stretch>
                       <a:fillRect/>
                     </a:stretch>
@@ -502,7 +511,7 @@
     </w:p>
     <w:p>
       <w:pPr>
-        <w:pStyle w:val="6"/>
+        <w:pStyle w:val="8"/>
         <w:keepNext w:val="0"/>
         <w:keepLines w:val="0"/>
         <w:widowControl/>
@@ -541,7 +550,7 @@
     </w:p>
     <w:p>
       <w:pPr>
-        <w:pStyle w:val="6"/>
+        <w:pStyle w:val="8"/>
         <w:keepNext w:val="0"/>
         <w:keepLines w:val="0"/>
         <w:widowControl/>
@@ -586,7 +595,7 @@
                     </pic:cNvPicPr>
                   </pic:nvPicPr>
                   <pic:blipFill>
-                    <a:blip r:embed="rId7"/>
+                    <a:blip r:embed="rId8"/>
                     <a:stretch>
                       <a:fillRect/>
                     </a:stretch>
@@ -613,7 +622,7 @@
     </w:p>
     <w:p>
       <w:pPr>
-        <w:pStyle w:val="6"/>
+        <w:pStyle w:val="8"/>
         <w:keepNext w:val="0"/>
         <w:keepLines w:val="0"/>
         <w:widowControl/>
@@ -644,7 +653,7 @@
     </w:p>
     <w:p>
       <w:pPr>
-        <w:pStyle w:val="6"/>
+        <w:pStyle w:val="8"/>
         <w:keepNext w:val="0"/>
         <w:keepLines w:val="0"/>
         <w:widowControl/>
@@ -707,7 +716,7 @@
     </w:p>
     <w:p>
       <w:pPr>
-        <w:pStyle w:val="6"/>
+        <w:pStyle w:val="8"/>
         <w:keepNext w:val="0"/>
         <w:keepLines w:val="0"/>
         <w:widowControl/>
@@ -794,7 +803,7 @@
     </w:p>
     <w:p>
       <w:pPr>
-        <w:pStyle w:val="6"/>
+        <w:pStyle w:val="8"/>
         <w:keepNext w:val="0"/>
         <w:keepLines w:val="0"/>
         <w:widowControl/>
@@ -827,7 +836,7 @@
     </w:p>
     <w:p>
       <w:pPr>
-        <w:pStyle w:val="6"/>
+        <w:pStyle w:val="8"/>
         <w:keepNext w:val="0"/>
         <w:keepLines w:val="0"/>
         <w:widowControl/>
@@ -867,7 +876,7 @@
     </w:p>
     <w:p>
       <w:pPr>
-        <w:pStyle w:val="6"/>
+        <w:pStyle w:val="8"/>
         <w:keepNext w:val="0"/>
         <w:keepLines w:val="0"/>
         <w:widowControl/>
@@ -908,7 +917,7 @@
     </w:p>
     <w:p>
       <w:pPr>
-        <w:pStyle w:val="6"/>
+        <w:pStyle w:val="8"/>
         <w:keepNext w:val="0"/>
         <w:keepLines w:val="0"/>
         <w:widowControl/>
@@ -953,7 +962,7 @@
                     </pic:cNvPicPr>
                   </pic:nvPicPr>
                   <pic:blipFill>
-                    <a:blip r:embed="rId8"/>
+                    <a:blip r:embed="rId9"/>
                     <a:stretch>
                       <a:fillRect/>
                     </a:stretch>
@@ -980,7 +989,7 @@
     </w:p>
     <w:p>
       <w:pPr>
-        <w:pStyle w:val="6"/>
+        <w:pStyle w:val="8"/>
         <w:keepNext w:val="0"/>
         <w:keepLines w:val="0"/>
         <w:widowControl/>
@@ -1049,7 +1058,7 @@
     </w:p>
     <w:p>
       <w:pPr>
-        <w:pStyle w:val="6"/>
+        <w:pStyle w:val="8"/>
         <w:keepNext w:val="0"/>
         <w:keepLines w:val="0"/>
         <w:widowControl/>
@@ -1189,7 +1198,7 @@
     </w:p>
     <w:p>
       <w:pPr>
-        <w:pStyle w:val="6"/>
+        <w:pStyle w:val="8"/>
         <w:keepNext w:val="0"/>
         <w:keepLines w:val="0"/>
         <w:widowControl/>
@@ -1226,7 +1235,7 @@
                     </pic:cNvPicPr>
                   </pic:nvPicPr>
                   <pic:blipFill>
-                    <a:blip r:embed="rId9"/>
+                    <a:blip r:embed="rId10"/>
                     <a:stretch>
                       <a:fillRect/>
                     </a:stretch>
@@ -1253,7 +1262,7 @@
     </w:p>
     <w:p>
       <w:pPr>
-        <w:pStyle w:val="6"/>
+        <w:pStyle w:val="8"/>
         <w:keepNext w:val="0"/>
         <w:keepLines w:val="0"/>
         <w:widowControl/>
@@ -1271,7 +1280,7 @@
     </w:p>
     <w:p>
       <w:pPr>
-        <w:pStyle w:val="6"/>
+        <w:pStyle w:val="8"/>
         <w:keepNext w:val="0"/>
         <w:keepLines w:val="0"/>
         <w:widowControl/>
@@ -1312,7 +1321,7 @@
     </w:p>
     <w:p>
       <w:pPr>
-        <w:pStyle w:val="6"/>
+        <w:pStyle w:val="8"/>
         <w:keepNext w:val="0"/>
         <w:keepLines w:val="0"/>
         <w:widowControl/>
@@ -1338,7 +1347,7 @@
     </w:p>
     <w:p>
       <w:pPr>
-        <w:pStyle w:val="6"/>
+        <w:pStyle w:val="8"/>
         <w:keepNext w:val="0"/>
         <w:keepLines w:val="0"/>
         <w:widowControl/>
@@ -1377,7 +1386,7 @@
                     </pic:cNvPicPr>
                   </pic:nvPicPr>
                   <pic:blipFill>
-                    <a:blip r:embed="rId10"/>
+                    <a:blip r:embed="rId11"/>
                     <a:stretch>
                       <a:fillRect/>
                     </a:stretch>
@@ -1404,7 +1413,7 @@
     </w:p>
     <w:p>
       <w:pPr>
-        <w:pStyle w:val="6"/>
+        <w:pStyle w:val="8"/>
         <w:keepNext w:val="0"/>
         <w:keepLines w:val="0"/>
         <w:widowControl/>
@@ -1443,7 +1452,7 @@
                     </pic:cNvPicPr>
                   </pic:nvPicPr>
                   <pic:blipFill>
-                    <a:blip r:embed="rId11"/>
+                    <a:blip r:embed="rId12"/>
                     <a:stretch>
                       <a:fillRect/>
                     </a:stretch>
@@ -1470,7 +1479,7 @@
     </w:p>
     <w:p>
       <w:pPr>
-        <w:pStyle w:val="6"/>
+        <w:pStyle w:val="8"/>
         <w:keepNext w:val="0"/>
         <w:keepLines w:val="0"/>
         <w:widowControl/>
@@ -1490,7 +1499,7 @@
     </w:p>
     <w:p>
       <w:pPr>
-        <w:pStyle w:val="6"/>
+        <w:pStyle w:val="8"/>
         <w:keepNext w:val="0"/>
         <w:keepLines w:val="0"/>
         <w:widowControl/>
@@ -1539,7 +1548,7 @@
     </w:p>
     <w:p>
       <w:pPr>
-        <w:pStyle w:val="6"/>
+        <w:pStyle w:val="8"/>
         <w:keepNext w:val="0"/>
         <w:keepLines w:val="0"/>
         <w:widowControl/>
@@ -1572,7 +1581,7 @@
     </w:p>
     <w:p>
       <w:pPr>
-        <w:pStyle w:val="6"/>
+        <w:pStyle w:val="8"/>
         <w:keepNext w:val="0"/>
         <w:keepLines w:val="0"/>
         <w:widowControl/>
@@ -1617,7 +1626,7 @@
                     </pic:cNvPicPr>
                   </pic:nvPicPr>
                   <pic:blipFill>
-                    <a:blip r:embed="rId12"/>
+                    <a:blip r:embed="rId13"/>
                     <a:stretch>
                       <a:fillRect/>
                     </a:stretch>
@@ -1644,7 +1653,7 @@
     </w:p>
     <w:p>
       <w:pPr>
-        <w:pStyle w:val="6"/>
+        <w:pStyle w:val="8"/>
         <w:keepNext w:val="0"/>
         <w:keepLines w:val="0"/>
         <w:widowControl/>
@@ -1670,7 +1679,7 @@
     </w:p>
     <w:p>
       <w:pPr>
-        <w:pStyle w:val="6"/>
+        <w:pStyle w:val="8"/>
         <w:keepNext w:val="0"/>
         <w:keepLines w:val="0"/>
         <w:widowControl/>
@@ -1711,7 +1720,7 @@
     </w:p>
     <w:p>
       <w:pPr>
-        <w:pStyle w:val="6"/>
+        <w:pStyle w:val="8"/>
         <w:keepNext w:val="0"/>
         <w:keepLines w:val="0"/>
         <w:widowControl/>
@@ -1737,7 +1746,7 @@
     </w:p>
     <w:p>
       <w:pPr>
-        <w:pStyle w:val="6"/>
+        <w:pStyle w:val="8"/>
         <w:keepNext w:val="0"/>
         <w:keepLines w:val="0"/>
         <w:widowControl/>
@@ -1776,7 +1785,7 @@
                     </pic:cNvPicPr>
                   </pic:nvPicPr>
                   <pic:blipFill>
-                    <a:blip r:embed="rId13"/>
+                    <a:blip r:embed="rId14"/>
                     <a:stretch>
                       <a:fillRect/>
                     </a:stretch>
@@ -1803,7 +1812,7 @@
     </w:p>
     <w:p>
       <w:pPr>
-        <w:pStyle w:val="6"/>
+        <w:pStyle w:val="8"/>
         <w:keepNext w:val="0"/>
         <w:keepLines w:val="0"/>
         <w:widowControl/>
@@ -1823,7 +1832,7 @@
     </w:p>
     <w:p>
       <w:pPr>
-        <w:pStyle w:val="6"/>
+        <w:pStyle w:val="8"/>
         <w:keepNext w:val="0"/>
         <w:keepLines w:val="0"/>
         <w:widowControl/>
@@ -1864,7 +1873,7 @@
     </w:p>
     <w:p>
       <w:pPr>
-        <w:pStyle w:val="6"/>
+        <w:pStyle w:val="8"/>
         <w:keepNext w:val="0"/>
         <w:keepLines w:val="0"/>
         <w:widowControl/>
@@ -1890,7 +1899,7 @@
     </w:p>
     <w:p>
       <w:pPr>
-        <w:pStyle w:val="6"/>
+        <w:pStyle w:val="8"/>
         <w:keepNext w:val="0"/>
         <w:keepLines w:val="0"/>
         <w:widowControl/>
@@ -1935,7 +1944,7 @@
                     </pic:cNvPicPr>
                   </pic:nvPicPr>
                   <pic:blipFill>
-                    <a:blip r:embed="rId14"/>
+                    <a:blip r:embed="rId15"/>
                     <a:stretch>
                       <a:fillRect/>
                     </a:stretch>
@@ -1975,7 +1984,7 @@
     </w:p>
     <w:p>
       <w:pPr>
-        <w:pStyle w:val="6"/>
+        <w:pStyle w:val="8"/>
         <w:keepNext w:val="0"/>
         <w:keepLines w:val="0"/>
         <w:widowControl/>
@@ -2000,7 +2009,7 @@
     </w:p>
     <w:p>
       <w:pPr>
-        <w:pStyle w:val="6"/>
+        <w:pStyle w:val="8"/>
         <w:keepNext w:val="0"/>
         <w:keepLines w:val="0"/>
         <w:widowControl/>
@@ -2041,7 +2050,7 @@
     </w:p>
     <w:p>
       <w:pPr>
-        <w:pStyle w:val="6"/>
+        <w:pStyle w:val="8"/>
         <w:keepNext w:val="0"/>
         <w:keepLines w:val="0"/>
         <w:widowControl/>
@@ -2067,7 +2076,7 @@
     </w:p>
     <w:p>
       <w:pPr>
-        <w:pStyle w:val="6"/>
+        <w:pStyle w:val="8"/>
         <w:keepNext w:val="0"/>
         <w:keepLines w:val="0"/>
         <w:widowControl/>
@@ -2106,7 +2115,7 @@
                     </pic:cNvPicPr>
                   </pic:nvPicPr>
                   <pic:blipFill>
-                    <a:blip r:embed="rId15"/>
+                    <a:blip r:embed="rId16"/>
                     <a:stretch>
                       <a:fillRect/>
                     </a:stretch>
@@ -2133,7 +2142,7 @@
     </w:p>
     <w:p>
       <w:pPr>
-        <w:pStyle w:val="6"/>
+        <w:pStyle w:val="8"/>
         <w:keepNext w:val="0"/>
         <w:keepLines w:val="0"/>
         <w:widowControl/>
@@ -2153,7 +2162,7 @@
     </w:p>
     <w:p>
       <w:pPr>
-        <w:pStyle w:val="6"/>
+        <w:pStyle w:val="8"/>
         <w:keepNext w:val="0"/>
         <w:keepLines w:val="0"/>
         <w:widowControl/>
@@ -2194,7 +2203,7 @@
     </w:p>
     <w:p>
       <w:pPr>
-        <w:pStyle w:val="6"/>
+        <w:pStyle w:val="8"/>
         <w:keepNext w:val="0"/>
         <w:keepLines w:val="0"/>
         <w:widowControl/>
@@ -2220,7 +2229,7 @@
     </w:p>
     <w:p>
       <w:pPr>
-        <w:pStyle w:val="6"/>
+        <w:pStyle w:val="8"/>
         <w:keepNext w:val="0"/>
         <w:keepLines w:val="0"/>
         <w:widowControl/>
@@ -2259,7 +2268,7 @@
                     </pic:cNvPicPr>
                   </pic:nvPicPr>
                   <pic:blipFill>
-                    <a:blip r:embed="rId16"/>
+                    <a:blip r:embed="rId17"/>
                     <a:stretch>
                       <a:fillRect/>
                     </a:stretch>
@@ -2286,7 +2295,7 @@
     </w:p>
     <w:p>
       <w:pPr>
-        <w:pStyle w:val="6"/>
+        <w:pStyle w:val="8"/>
         <w:keepNext w:val="0"/>
         <w:keepLines w:val="0"/>
         <w:widowControl/>
@@ -2306,7 +2315,7 @@
     </w:p>
     <w:p>
       <w:pPr>
-        <w:pStyle w:val="6"/>
+        <w:pStyle w:val="8"/>
         <w:keepNext w:val="0"/>
         <w:keepLines w:val="0"/>
         <w:widowControl/>
@@ -2347,7 +2356,7 @@
     </w:p>
     <w:p>
       <w:pPr>
-        <w:pStyle w:val="6"/>
+        <w:pStyle w:val="8"/>
         <w:keepNext w:val="0"/>
         <w:keepLines w:val="0"/>
         <w:widowControl/>
@@ -2373,7 +2382,7 @@
     </w:p>
     <w:p>
       <w:pPr>
-        <w:pStyle w:val="6"/>
+        <w:pStyle w:val="8"/>
         <w:keepNext w:val="0"/>
         <w:keepLines w:val="0"/>
         <w:widowControl/>
@@ -2412,7 +2421,7 @@
                     </pic:cNvPicPr>
                   </pic:nvPicPr>
                   <pic:blipFill>
-                    <a:blip r:embed="rId17"/>
+                    <a:blip r:embed="rId18"/>
                     <a:stretch>
                       <a:fillRect/>
                     </a:stretch>
@@ -2439,7 +2448,7 @@
     </w:p>
     <w:p>
       <w:pPr>
-        <w:pStyle w:val="6"/>
+        <w:pStyle w:val="8"/>
         <w:keepNext w:val="0"/>
         <w:keepLines w:val="0"/>
         <w:widowControl/>
@@ -2459,7 +2468,7 @@
     </w:p>
     <w:p>
       <w:pPr>
-        <w:pStyle w:val="6"/>
+        <w:pStyle w:val="8"/>
         <w:keepNext w:val="0"/>
         <w:keepLines w:val="0"/>
         <w:widowControl/>
@@ -2500,7 +2509,7 @@
     </w:p>
     <w:p>
       <w:pPr>
-        <w:pStyle w:val="6"/>
+        <w:pStyle w:val="8"/>
         <w:keepNext w:val="0"/>
         <w:keepLines w:val="0"/>
         <w:widowControl/>
@@ -2540,7 +2549,7 @@
     </w:p>
     <w:p>
       <w:pPr>
-        <w:pStyle w:val="6"/>
+        <w:pStyle w:val="8"/>
         <w:keepNext w:val="0"/>
         <w:keepLines w:val="0"/>
         <w:widowControl/>
@@ -2566,7 +2575,7 @@
     </w:p>
     <w:p>
       <w:pPr>
-        <w:pStyle w:val="6"/>
+        <w:pStyle w:val="8"/>
         <w:keepNext w:val="0"/>
         <w:keepLines w:val="0"/>
         <w:widowControl/>
@@ -2605,7 +2614,7 @@
                     </pic:cNvPicPr>
                   </pic:nvPicPr>
                   <pic:blipFill>
-                    <a:blip r:embed="rId18"/>
+                    <a:blip r:embed="rId19"/>
                     <a:stretch>
                       <a:fillRect/>
                     </a:stretch>
@@ -2632,7 +2641,7 @@
     </w:p>
     <w:p>
       <w:pPr>
-        <w:pStyle w:val="6"/>
+        <w:pStyle w:val="8"/>
         <w:keepNext w:val="0"/>
         <w:keepLines w:val="0"/>
         <w:widowControl/>
@@ -2652,7 +2661,7 @@
     </w:p>
     <w:p>
       <w:pPr>
-        <w:pStyle w:val="6"/>
+        <w:pStyle w:val="8"/>
         <w:keepNext w:val="0"/>
         <w:keepLines w:val="0"/>
         <w:widowControl/>
@@ -2693,7 +2702,7 @@
     </w:p>
     <w:p>
       <w:pPr>
-        <w:pStyle w:val="6"/>
+        <w:pStyle w:val="8"/>
         <w:keepNext w:val="0"/>
         <w:keepLines w:val="0"/>
         <w:widowControl/>
@@ -2718,7 +2727,7 @@
     </w:p>
     <w:p>
       <w:pPr>
-        <w:pStyle w:val="6"/>
+        <w:pStyle w:val="8"/>
         <w:keepNext w:val="0"/>
         <w:keepLines w:val="0"/>
         <w:widowControl/>
@@ -2757,7 +2766,7 @@
                     </pic:cNvPicPr>
                   </pic:nvPicPr>
                   <pic:blipFill>
-                    <a:blip r:embed="rId19"/>
+                    <a:blip r:embed="rId20"/>
                     <a:stretch>
                       <a:fillRect/>
                     </a:stretch>
@@ -2784,7 +2793,7 @@
     </w:p>
     <w:p>
       <w:pPr>
-        <w:pStyle w:val="6"/>
+        <w:pStyle w:val="8"/>
         <w:keepNext w:val="0"/>
         <w:keepLines w:val="0"/>
         <w:widowControl/>
@@ -2804,7 +2813,7 @@
     </w:p>
     <w:p>
       <w:pPr>
-        <w:pStyle w:val="6"/>
+        <w:pStyle w:val="8"/>
         <w:keepNext w:val="0"/>
         <w:keepLines w:val="0"/>
         <w:widowControl/>
@@ -2845,7 +2854,7 @@
     </w:p>
     <w:p>
       <w:pPr>
-        <w:pStyle w:val="6"/>
+        <w:pStyle w:val="8"/>
         <w:keepNext w:val="0"/>
         <w:keepLines w:val="0"/>
         <w:widowControl/>
@@ -2871,7 +2880,7 @@
     </w:p>
     <w:p>
       <w:pPr>
-        <w:pStyle w:val="6"/>
+        <w:pStyle w:val="8"/>
         <w:keepNext w:val="0"/>
         <w:keepLines w:val="0"/>
         <w:widowControl/>
@@ -2916,7 +2925,7 @@
                     </pic:cNvPicPr>
                   </pic:nvPicPr>
                   <pic:blipFill>
-                    <a:blip r:embed="rId20"/>
+                    <a:blip r:embed="rId21"/>
                     <a:stretch>
                       <a:fillRect/>
                     </a:stretch>
@@ -2943,7 +2952,7 @@
     </w:p>
     <w:p>
       <w:pPr>
-        <w:pStyle w:val="6"/>
+        <w:pStyle w:val="8"/>
         <w:keepNext w:val="0"/>
         <w:keepLines w:val="0"/>
         <w:widowControl/>
@@ -2972,7 +2981,7 @@
     </w:p>
     <w:p>
       <w:pPr>
-        <w:pStyle w:val="6"/>
+        <w:pStyle w:val="8"/>
         <w:keepNext w:val="0"/>
         <w:keepLines w:val="0"/>
         <w:widowControl/>
@@ -3003,7 +3012,7 @@
     </w:p>
     <w:p>
       <w:pPr>
-        <w:pStyle w:val="6"/>
+        <w:pStyle w:val="8"/>
         <w:keepNext w:val="0"/>
         <w:keepLines w:val="0"/>
         <w:widowControl/>
@@ -3044,7 +3053,7 @@
     </w:p>
     <w:p>
       <w:pPr>
-        <w:pStyle w:val="6"/>
+        <w:pStyle w:val="8"/>
         <w:keepNext w:val="0"/>
         <w:keepLines w:val="0"/>
         <w:widowControl/>
@@ -3070,7 +3079,7 @@
     </w:p>
     <w:p>
       <w:pPr>
-        <w:pStyle w:val="6"/>
+        <w:pStyle w:val="8"/>
         <w:keepNext w:val="0"/>
         <w:keepLines w:val="0"/>
         <w:widowControl/>
@@ -3101,7 +3110,7 @@
                     </pic:cNvPicPr>
                   </pic:nvPicPr>
                   <pic:blipFill>
-                    <a:blip r:embed="rId21"/>
+                    <a:blip r:embed="rId22"/>
                     <a:stretch>
                       <a:fillRect/>
                     </a:stretch>
@@ -3128,7 +3137,7 @@
     </w:p>
     <w:p>
       <w:pPr>
-        <w:pStyle w:val="6"/>
+        <w:pStyle w:val="8"/>
         <w:keepNext w:val="0"/>
         <w:keepLines w:val="0"/>
         <w:widowControl/>
@@ -3146,7 +3155,7 @@
     </w:p>
     <w:p>
       <w:pPr>
-        <w:pStyle w:val="6"/>
+        <w:pStyle w:val="8"/>
         <w:keepNext w:val="0"/>
         <w:keepLines w:val="0"/>
         <w:widowControl/>
@@ -3196,7 +3205,7 @@
     </w:p>
     <w:p>
       <w:pPr>
-        <w:pStyle w:val="6"/>
+        <w:pStyle w:val="8"/>
         <w:keepNext w:val="0"/>
         <w:keepLines w:val="0"/>
         <w:widowControl/>
@@ -3234,7 +3243,7 @@
                     </pic:cNvPicPr>
                   </pic:nvPicPr>
                   <pic:blipFill>
-                    <a:blip r:embed="rId22"/>
+                    <a:blip r:embed="rId23"/>
                     <a:stretch>
                       <a:fillRect/>
                     </a:stretch>
@@ -3261,7 +3270,7 @@
     </w:p>
     <w:p>
       <w:pPr>
-        <w:pStyle w:val="6"/>
+        <w:pStyle w:val="8"/>
         <w:keepNext w:val="0"/>
         <w:keepLines w:val="0"/>
         <w:widowControl/>
@@ -3299,7 +3308,7 @@
                     </pic:cNvPicPr>
                   </pic:nvPicPr>
                   <pic:blipFill>
-                    <a:blip r:embed="rId23"/>
+                    <a:blip r:embed="rId24"/>
                     <a:stretch>
                       <a:fillRect/>
                     </a:stretch>
@@ -3326,7 +3335,7 @@
     </w:p>
     <w:p>
       <w:pPr>
-        <w:pStyle w:val="6"/>
+        <w:pStyle w:val="8"/>
         <w:keepNext w:val="0"/>
         <w:keepLines w:val="0"/>
         <w:widowControl/>
@@ -3364,7 +3373,7 @@
                     </pic:cNvPicPr>
                   </pic:nvPicPr>
                   <pic:blipFill>
-                    <a:blip r:embed="rId24"/>
+                    <a:blip r:embed="rId25"/>
                     <a:stretch>
                       <a:fillRect/>
                     </a:stretch>
@@ -3391,7 +3400,7 @@
     </w:p>
     <w:p>
       <w:pPr>
-        <w:pStyle w:val="6"/>
+        <w:pStyle w:val="8"/>
         <w:keepNext w:val="0"/>
         <w:keepLines w:val="0"/>
         <w:widowControl/>
@@ -3416,7 +3425,7 @@
     </w:p>
     <w:p>
       <w:pPr>
-        <w:pStyle w:val="6"/>
+        <w:pStyle w:val="8"/>
         <w:keepNext w:val="0"/>
         <w:keepLines w:val="0"/>
         <w:widowControl/>
@@ -3457,7 +3466,7 @@
     </w:p>
     <w:p>
       <w:pPr>
-        <w:pStyle w:val="6"/>
+        <w:pStyle w:val="8"/>
         <w:keepNext w:val="0"/>
         <w:keepLines w:val="0"/>
         <w:widowControl/>
@@ -3483,7 +3492,7 @@
     </w:p>
     <w:p>
       <w:pPr>
-        <w:pStyle w:val="6"/>
+        <w:pStyle w:val="8"/>
         <w:keepNext w:val="0"/>
         <w:keepLines w:val="0"/>
         <w:widowControl/>
@@ -3514,7 +3523,7 @@
                     </pic:cNvPicPr>
                   </pic:nvPicPr>
                   <pic:blipFill>
-                    <a:blip r:embed="rId25"/>
+                    <a:blip r:embed="rId26"/>
                     <a:stretch>
                       <a:fillRect/>
                     </a:stretch>
@@ -3541,7 +3550,7 @@
     </w:p>
     <w:p>
       <w:pPr>
-        <w:pStyle w:val="6"/>
+        <w:pStyle w:val="8"/>
         <w:keepNext w:val="0"/>
         <w:keepLines w:val="0"/>
         <w:widowControl/>
@@ -3559,7 +3568,7 @@
     </w:p>
     <w:p>
       <w:pPr>
-        <w:pStyle w:val="6"/>
+        <w:pStyle w:val="8"/>
         <w:keepNext w:val="0"/>
         <w:keepLines w:val="0"/>
         <w:widowControl/>
@@ -3608,7 +3617,7 @@
     </w:p>
     <w:p>
       <w:pPr>
-        <w:pStyle w:val="6"/>
+        <w:pStyle w:val="8"/>
         <w:keepNext w:val="0"/>
         <w:keepLines w:val="0"/>
         <w:widowControl/>
@@ -3656,7 +3665,7 @@
                     </pic:cNvPicPr>
                   </pic:nvPicPr>
                   <pic:blipFill>
-                    <a:blip r:embed="rId26"/>
+                    <a:blip r:embed="rId27"/>
                     <a:stretch>
                       <a:fillRect/>
                     </a:stretch>
@@ -3683,7 +3692,7 @@
     </w:p>
     <w:p>
       <w:pPr>
-        <w:pStyle w:val="6"/>
+        <w:pStyle w:val="8"/>
         <w:keepNext w:val="0"/>
         <w:keepLines w:val="0"/>
         <w:widowControl/>
@@ -3724,7 +3733,7 @@
     </w:p>
     <w:p>
       <w:pPr>
-        <w:pStyle w:val="6"/>
+        <w:pStyle w:val="8"/>
         <w:keepNext w:val="0"/>
         <w:keepLines w:val="0"/>
         <w:widowControl/>
@@ -3749,7 +3758,7 @@
     </w:p>
     <w:p>
       <w:pPr>
-        <w:pStyle w:val="6"/>
+        <w:pStyle w:val="8"/>
         <w:keepNext w:val="0"/>
         <w:keepLines w:val="0"/>
         <w:widowControl/>
@@ -3780,7 +3789,7 @@
                     </pic:cNvPicPr>
                   </pic:nvPicPr>
                   <pic:blipFill>
-                    <a:blip r:embed="rId27"/>
+                    <a:blip r:embed="rId28"/>
                     <a:stretch>
                       <a:fillRect/>
                     </a:stretch>
@@ -3807,7 +3816,7 @@
     </w:p>
     <w:p>
       <w:pPr>
-        <w:pStyle w:val="6"/>
+        <w:pStyle w:val="8"/>
         <w:keepNext w:val="0"/>
         <w:keepLines w:val="0"/>
         <w:widowControl/>
@@ -3825,7 +3834,7 @@
     </w:p>
     <w:p>
       <w:pPr>
-        <w:pStyle w:val="6"/>
+        <w:pStyle w:val="8"/>
         <w:keepNext w:val="0"/>
         <w:keepLines w:val="0"/>
         <w:widowControl/>
@@ -3872,7 +3881,7 @@
     </w:p>
     <w:p>
       <w:pPr>
-        <w:pStyle w:val="6"/>
+        <w:pStyle w:val="8"/>
         <w:keepNext w:val="0"/>
         <w:keepLines w:val="0"/>
         <w:widowControl/>
@@ -3914,7 +3923,7 @@
                     </pic:cNvPicPr>
                   </pic:nvPicPr>
                   <pic:blipFill>
-                    <a:blip r:embed="rId28"/>
+                    <a:blip r:embed="rId29"/>
                     <a:stretch>
                       <a:fillRect/>
                     </a:stretch>
@@ -3941,7 +3950,7 @@
     </w:p>
     <w:p>
       <w:pPr>
-        <w:pStyle w:val="6"/>
+        <w:pStyle w:val="8"/>
         <w:keepNext w:val="0"/>
         <w:keepLines w:val="0"/>
         <w:widowControl/>
@@ -3973,7 +3982,7 @@
     </w:p>
     <w:p>
       <w:pPr>
-        <w:pStyle w:val="6"/>
+        <w:pStyle w:val="8"/>
         <w:keepNext w:val="0"/>
         <w:keepLines w:val="0"/>
         <w:widowControl/>
@@ -4004,7 +4013,7 @@
     </w:p>
     <w:p>
       <w:pPr>
-        <w:pStyle w:val="6"/>
+        <w:pStyle w:val="8"/>
         <w:keepNext w:val="0"/>
         <w:keepLines w:val="0"/>
         <w:widowControl/>
@@ -4053,7 +4062,7 @@
     </w:p>
     <w:p>
       <w:pPr>
-        <w:pStyle w:val="6"/>
+        <w:pStyle w:val="8"/>
         <w:keepNext w:val="0"/>
         <w:keepLines w:val="0"/>
         <w:widowControl/>
@@ -4101,7 +4110,7 @@
                     </pic:cNvPicPr>
                   </pic:nvPicPr>
                   <pic:blipFill>
-                    <a:blip r:embed="rId29"/>
+                    <a:blip r:embed="rId30"/>
                     <a:stretch>
                       <a:fillRect/>
                     </a:stretch>
@@ -4128,7 +4137,7 @@
     </w:p>
     <w:p>
       <w:pPr>
-        <w:pStyle w:val="6"/>
+        <w:pStyle w:val="8"/>
         <w:keepNext w:val="0"/>
         <w:keepLines w:val="0"/>
         <w:widowControl/>
@@ -4177,7 +4186,7 @@
     </w:p>
     <w:p>
       <w:pPr>
-        <w:pStyle w:val="6"/>
+        <w:pStyle w:val="8"/>
         <w:keepNext w:val="0"/>
         <w:keepLines w:val="0"/>
         <w:widowControl/>
@@ -4225,7 +4234,7 @@
                     </pic:cNvPicPr>
                   </pic:nvPicPr>
                   <pic:blipFill>
-                    <a:blip r:embed="rId30"/>
+                    <a:blip r:embed="rId31"/>
                     <a:stretch>
                       <a:fillRect/>
                     </a:stretch>
@@ -4252,7 +4261,7 @@
     </w:p>
     <w:p>
       <w:pPr>
-        <w:pStyle w:val="6"/>
+        <w:pStyle w:val="8"/>
         <w:keepNext w:val="0"/>
         <w:keepLines w:val="0"/>
         <w:widowControl/>
@@ -4301,7 +4310,7 @@
     </w:p>
     <w:p>
       <w:pPr>
-        <w:pStyle w:val="6"/>
+        <w:pStyle w:val="8"/>
         <w:keepNext w:val="0"/>
         <w:keepLines w:val="0"/>
         <w:widowControl/>
@@ -4349,7 +4358,7 @@
                     </pic:cNvPicPr>
                   </pic:nvPicPr>
                   <pic:blipFill>
-                    <a:blip r:embed="rId31"/>
+                    <a:blip r:embed="rId32"/>
                     <a:stretch>
                       <a:fillRect/>
                     </a:stretch>
@@ -4376,7 +4385,7 @@
     </w:p>
     <w:p>
       <w:pPr>
-        <w:pStyle w:val="6"/>
+        <w:pStyle w:val="8"/>
         <w:keepNext w:val="0"/>
         <w:keepLines w:val="0"/>
         <w:widowControl/>
@@ -4409,7 +4418,7 @@
     </w:p>
     <w:p>
       <w:pPr>
-        <w:pStyle w:val="6"/>
+        <w:pStyle w:val="8"/>
         <w:keepNext w:val="0"/>
         <w:keepLines w:val="0"/>
         <w:widowControl/>
@@ -4479,7 +4488,7 @@
     </w:p>
     <w:p>
       <w:pPr>
-        <w:pStyle w:val="6"/>
+        <w:pStyle w:val="8"/>
         <w:keepNext w:val="0"/>
         <w:keepLines w:val="0"/>
         <w:widowControl/>
@@ -4505,7 +4514,7 @@
     </w:p>
     <w:p>
       <w:pPr>
-        <w:pStyle w:val="6"/>
+        <w:pStyle w:val="8"/>
         <w:keepNext w:val="0"/>
         <w:keepLines w:val="0"/>
         <w:widowControl/>
@@ -4550,7 +4559,7 @@
                     </pic:cNvPicPr>
                   </pic:nvPicPr>
                   <pic:blipFill>
-                    <a:blip r:embed="rId32"/>
+                    <a:blip r:embed="rId33"/>
                     <a:stretch>
                       <a:fillRect/>
                     </a:stretch>
@@ -4577,7 +4586,7 @@
     </w:p>
     <w:p>
       <w:pPr>
-        <w:pStyle w:val="6"/>
+        <w:pStyle w:val="8"/>
         <w:keepNext w:val="0"/>
         <w:keepLines w:val="0"/>
         <w:widowControl/>
@@ -4632,7 +4641,7 @@
     </w:p>
     <w:p>
       <w:pPr>
-        <w:pStyle w:val="6"/>
+        <w:pStyle w:val="8"/>
         <w:keepNext w:val="0"/>
         <w:keepLines w:val="0"/>
         <w:widowControl/>
@@ -4658,7 +4667,7 @@
     </w:p>
     <w:p>
       <w:pPr>
-        <w:pStyle w:val="6"/>
+        <w:pStyle w:val="8"/>
         <w:keepNext w:val="0"/>
         <w:keepLines w:val="0"/>
         <w:widowControl/>
@@ -4699,7 +4708,7 @@
                     </pic:cNvPicPr>
                   </pic:nvPicPr>
                   <pic:blipFill>
-                    <a:blip r:embed="rId33"/>
+                    <a:blip r:embed="rId34"/>
                     <a:stretch>
                       <a:fillRect/>
                     </a:stretch>
@@ -4726,7 +4735,7 @@
     </w:p>
     <w:p>
       <w:pPr>
-        <w:pStyle w:val="6"/>
+        <w:pStyle w:val="8"/>
         <w:keepNext w:val="0"/>
         <w:keepLines w:val="0"/>
         <w:widowControl/>
@@ -4797,7 +4806,7 @@
                     </pic:cNvPicPr>
                   </pic:nvPicPr>
                   <pic:blipFill>
-                    <a:blip r:embed="rId34"/>
+                    <a:blip r:embed="rId35"/>
                     <a:stretch>
                       <a:fillRect/>
                     </a:stretch>
@@ -4854,7 +4863,7 @@
                     </pic:cNvPicPr>
                   </pic:nvPicPr>
                   <pic:blipFill>
-                    <a:blip r:embed="rId35"/>
+                    <a:blip r:embed="rId36"/>
                     <a:stretch>
                       <a:fillRect/>
                     </a:stretch>
@@ -4895,7 +4904,7 @@
     </w:p>
     <w:p>
       <w:pPr>
-        <w:pStyle w:val="6"/>
+        <w:pStyle w:val="8"/>
         <w:keepNext w:val="0"/>
         <w:keepLines w:val="0"/>
         <w:widowControl/>
@@ -4920,7 +4929,7 @@
     </w:p>
     <w:p>
       <w:pPr>
-        <w:pStyle w:val="6"/>
+        <w:pStyle w:val="8"/>
         <w:keepNext w:val="0"/>
         <w:keepLines w:val="0"/>
         <w:widowControl/>
@@ -4961,7 +4970,7 @@
                     </pic:cNvPicPr>
                   </pic:nvPicPr>
                   <pic:blipFill>
-                    <a:blip r:embed="rId36"/>
+                    <a:blip r:embed="rId37"/>
                     <a:stretch>
                       <a:fillRect/>
                     </a:stretch>
@@ -4988,7 +4997,7 @@
     </w:p>
     <w:p>
       <w:pPr>
-        <w:pStyle w:val="6"/>
+        <w:pStyle w:val="8"/>
         <w:keepNext w:val="0"/>
         <w:keepLines w:val="0"/>
         <w:widowControl/>
@@ -5043,7 +5052,7 @@
     </w:p>
     <w:p>
       <w:pPr>
-        <w:pStyle w:val="6"/>
+        <w:pStyle w:val="8"/>
         <w:keepNext w:val="0"/>
         <w:keepLines w:val="0"/>
         <w:widowControl/>
@@ -5084,7 +5093,7 @@
                     </pic:cNvPicPr>
                   </pic:nvPicPr>
                   <pic:blipFill>
-                    <a:blip r:embed="rId37"/>
+                    <a:blip r:embed="rId38"/>
                     <a:stretch>
                       <a:fillRect/>
                     </a:stretch>
@@ -5111,7 +5120,7 @@
     </w:p>
     <w:p>
       <w:pPr>
-        <w:pStyle w:val="6"/>
+        <w:pStyle w:val="8"/>
         <w:keepNext w:val="0"/>
         <w:keepLines w:val="0"/>
         <w:widowControl/>
@@ -5142,7 +5151,7 @@
     </w:p>
     <w:p>
       <w:pPr>
-        <w:pStyle w:val="6"/>
+        <w:pStyle w:val="8"/>
         <w:keepNext w:val="0"/>
         <w:keepLines w:val="0"/>
         <w:widowControl/>
@@ -5185,7 +5194,7 @@
     </w:p>
     <w:p>
       <w:pPr>
-        <w:pStyle w:val="6"/>
+        <w:pStyle w:val="8"/>
         <w:keepNext w:val="0"/>
         <w:keepLines w:val="0"/>
         <w:widowControl/>
@@ -5230,7 +5239,7 @@
     </w:p>
     <w:p>
       <w:pPr>
-        <w:pStyle w:val="6"/>
+        <w:pStyle w:val="8"/>
         <w:keepNext w:val="0"/>
         <w:keepLines w:val="0"/>
         <w:widowControl/>
@@ -5275,7 +5284,7 @@
                     </pic:cNvPicPr>
                   </pic:nvPicPr>
                   <pic:blipFill>
-                    <a:blip r:embed="rId38"/>
+                    <a:blip r:embed="rId39"/>
                     <a:stretch>
                       <a:fillRect/>
                     </a:stretch>
@@ -5302,7 +5311,7 @@
     </w:p>
     <w:p>
       <w:pPr>
-        <w:pStyle w:val="6"/>
+        <w:pStyle w:val="8"/>
         <w:keepNext w:val="0"/>
         <w:keepLines w:val="0"/>
         <w:widowControl/>
@@ -5351,7 +5360,7 @@
     </w:p>
     <w:p>
       <w:pPr>
-        <w:pStyle w:val="6"/>
+        <w:pStyle w:val="8"/>
         <w:keepNext w:val="0"/>
         <w:keepLines w:val="0"/>
         <w:widowControl/>
@@ -5399,7 +5408,7 @@
                     </pic:cNvPicPr>
                   </pic:nvPicPr>
                   <pic:blipFill>
-                    <a:blip r:embed="rId39"/>
+                    <a:blip r:embed="rId40"/>
                     <a:stretch>
                       <a:fillRect/>
                     </a:stretch>
@@ -5426,7 +5435,7 @@
     </w:p>
     <w:p>
       <w:pPr>
-        <w:pStyle w:val="6"/>
+        <w:pStyle w:val="8"/>
         <w:keepNext w:val="0"/>
         <w:keepLines w:val="0"/>
         <w:widowControl/>
@@ -5475,7 +5484,7 @@
     </w:p>
     <w:p>
       <w:pPr>
-        <w:pStyle w:val="6"/>
+        <w:pStyle w:val="8"/>
         <w:keepNext w:val="0"/>
         <w:keepLines w:val="0"/>
         <w:widowControl/>
@@ -5523,7 +5532,7 @@
                     </pic:cNvPicPr>
                   </pic:nvPicPr>
                   <pic:blipFill>
-                    <a:blip r:embed="rId40"/>
+                    <a:blip r:embed="rId41"/>
                     <a:stretch>
                       <a:fillRect/>
                     </a:stretch>
@@ -5550,7 +5559,7 @@
     </w:p>
     <w:p>
       <w:pPr>
-        <w:pStyle w:val="6"/>
+        <w:pStyle w:val="8"/>
         <w:keepNext w:val="0"/>
         <w:keepLines w:val="0"/>
         <w:widowControl/>
@@ -5606,7 +5615,7 @@
                     </pic:cNvPicPr>
                   </pic:nvPicPr>
                   <pic:blipFill>
-                    <a:blip r:embed="rId41"/>
+                    <a:blip r:embed="rId42"/>
                     <a:stretch>
                       <a:fillRect/>
                     </a:stretch>
@@ -5632,6 +5641,7 @@
       </w:r>
     </w:p>
     <w:sectPr>
+      <w:footerReference r:id="rId3" w:type="default"/>
       <w:pgSz w:w="11906" w:h="16838"/>
       <w:pgMar w:top="1440" w:right="1800" w:bottom="1440" w:left="1800" w:header="720" w:footer="720" w:gutter="0"/>
       <w:cols w:space="720" w:num="1"/>
@@ -5639,6 +5649,152 @@
     </w:sectPr>
   </w:body>
 </w:document>
+</file>
+
+<file path=word/footer1.xml><?xml version="1.0" encoding="utf-8"?>
+<w:ftr xmlns:wpc="http://schemas.microsoft.com/office/word/2010/wordprocessingCanvas" xmlns:mc="http://schemas.openxmlformats.org/markup-compatibility/2006" xmlns:o="urn:schemas-microsoft-com:office:office" xmlns:r="http://schemas.openxmlformats.org/officeDocument/2006/relationships" xmlns:m="http://schemas.openxmlformats.org/officeDocument/2006/math" xmlns:v="urn:schemas-microsoft-com:vml" xmlns:wp14="http://schemas.microsoft.com/office/word/2010/wordprocessingDrawing" xmlns:wp="http://schemas.openxmlformats.org/drawingml/2006/wordprocessingDrawing" xmlns:w10="urn:schemas-microsoft-com:office:word" xmlns:w="http://schemas.openxmlformats.org/wordprocessingml/2006/main" xmlns:w14="http://schemas.microsoft.com/office/word/2010/wordml" xmlns:w15="http://schemas.microsoft.com/office/word/2012/wordml" xmlns:wpg="http://schemas.microsoft.com/office/word/2010/wordprocessingGroup" xmlns:wpi="http://schemas.microsoft.com/office/word/2010/wordprocessingInk" xmlns:wne="http://schemas.microsoft.com/office/word/2006/wordml" xmlns:wps="http://schemas.microsoft.com/office/word/2010/wordprocessingShape" xmlns:wpsCustomData="http://www.wps.cn/officeDocument/2013/wpsCustomData" mc:Ignorable="w14 w15 wp14">
+  <w:p>
+    <w:pPr>
+      <w:pStyle w:val="6"/>
+    </w:pPr>
+    <w:r>
+      <w:rPr>
+        <w:sz w:val="18"/>
+      </w:rPr>
+      <mc:AlternateContent>
+        <mc:Choice Requires="wps">
+          <w:drawing>
+            <wp:anchor distT="0" distB="0" distL="114300" distR="114300" simplePos="0" relativeHeight="251659264" behindDoc="0" locked="0" layoutInCell="1" allowOverlap="1">
+              <wp:simplePos x="0" y="0"/>
+              <wp:positionH relativeFrom="margin">
+                <wp:align>center</wp:align>
+              </wp:positionH>
+              <wp:positionV relativeFrom="paragraph">
+                <wp:posOffset>0</wp:posOffset>
+              </wp:positionV>
+              <wp:extent cx="1828800" cy="1828800"/>
+              <wp:effectExtent l="0" t="0" r="0" b="0"/>
+              <wp:wrapNone/>
+              <wp:docPr id="50" name="Text Box 50"/>
+              <wp:cNvGraphicFramePr/>
+              <a:graphic xmlns:a="http://schemas.openxmlformats.org/drawingml/2006/main">
+                <a:graphicData uri="http://schemas.microsoft.com/office/word/2010/wordprocessingShape">
+                  <wps:wsp>
+                    <wps:cNvSpPr txBox="1"/>
+                    <wps:spPr>
+                      <a:xfrm>
+                        <a:off x="0" y="0"/>
+                        <a:ext cx="1828800" cy="1828800"/>
+                      </a:xfrm>
+                      <a:prstGeom prst="rect">
+                        <a:avLst/>
+                      </a:prstGeom>
+                      <a:noFill/>
+                      <a:ln w="6350">
+                        <a:noFill/>
+                      </a:ln>
+                      <a:extLst>
+                        <a:ext uri="{909E8E84-426E-40DD-AFC4-6F175D3DCCD1}">
+                          <a14:hiddenFill xmlns:a14="http://schemas.microsoft.com/office/drawing/2010/main">
+                            <a:solidFill>
+                              <a:schemeClr val="lt1"/>
+                            </a:solidFill>
+                          </a14:hiddenFill>
+                        </a:ext>
+                        <a:ext uri="{91240B29-F687-4F45-9708-019B960494DF}">
+                          <a14:hiddenLine xmlns:a14="http://schemas.microsoft.com/office/drawing/2010/main" w="6350">
+                            <a:solidFill>
+                              <a:prstClr val="black"/>
+                            </a:solidFill>
+                          </a14:hiddenLine>
+                        </a:ext>
+                      </a:extLst>
+                    </wps:spPr>
+                    <wps:style>
+                      <a:lnRef idx="0">
+                        <a:schemeClr val="accent1"/>
+                      </a:lnRef>
+                      <a:fillRef idx="0">
+                        <a:schemeClr val="accent1"/>
+                      </a:fillRef>
+                      <a:effectRef idx="0">
+                        <a:schemeClr val="accent1"/>
+                      </a:effectRef>
+                      <a:fontRef idx="minor">
+                        <a:schemeClr val="dk1"/>
+                      </a:fontRef>
+                    </wps:style>
+                    <wps:txbx>
+                      <w:txbxContent>
+                        <w:p>
+                          <w:pPr>
+                            <w:pStyle w:val="6"/>
+                          </w:pPr>
+                          <w:r>
+                            <w:fldChar w:fldCharType="begin"/>
+                          </w:r>
+                          <w:r>
+                            <w:instrText xml:space="preserve"> PAGE  \* MERGEFORMAT </w:instrText>
+                          </w:r>
+                          <w:r>
+                            <w:fldChar w:fldCharType="separate"/>
+                          </w:r>
+                          <w:r>
+                            <w:t>1</w:t>
+                          </w:r>
+                          <w:r>
+                            <w:fldChar w:fldCharType="end"/>
+                          </w:r>
+                        </w:p>
+                      </w:txbxContent>
+                    </wps:txbx>
+                    <wps:bodyPr rot="0" spcFirstLastPara="0" vertOverflow="overflow" horzOverflow="overflow" vert="horz" wrap="none" lIns="0" tIns="0" rIns="0" bIns="0" numCol="1" spcCol="0" rtlCol="0" fromWordArt="0" anchor="t" anchorCtr="0" forceAA="0" upright="0" compatLnSpc="1">
+                      <a:spAutoFit/>
+                    </wps:bodyPr>
+                  </wps:wsp>
+                </a:graphicData>
+              </a:graphic>
+            </wp:anchor>
+          </w:drawing>
+        </mc:Choice>
+        <mc:Fallback>
+          <w:pict>
+            <v:shape id="_x0000_s1026" o:spid="_x0000_s1026" o:spt="202" type="#_x0000_t202" style="position:absolute;left:0pt;margin-top:0pt;height:144pt;width:144pt;mso-position-horizontal:center;mso-position-horizontal-relative:margin;mso-wrap-style:none;z-index:251659264;mso-width-relative:page;mso-height-relative:page;" filled="f" stroked="f" coordsize="21600,21600" o:gfxdata="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">
+              <v:fill on="f" focussize="0,0"/>
+              <v:stroke on="f" weight="0.5pt"/>
+              <v:imagedata o:title=""/>
+              <o:lock v:ext="edit" aspectratio="f"/>
+              <v:textbox inset="0mm,0mm,0mm,0mm" style="mso-fit-shape-to-text:t;">
+                <w:txbxContent>
+                  <w:p>
+                    <w:pPr>
+                      <w:pStyle w:val="6"/>
+                    </w:pPr>
+                    <w:r>
+                      <w:fldChar w:fldCharType="begin"/>
+                    </w:r>
+                    <w:r>
+                      <w:instrText xml:space="preserve"> PAGE  \* MERGEFORMAT </w:instrText>
+                    </w:r>
+                    <w:r>
+                      <w:fldChar w:fldCharType="separate"/>
+                    </w:r>
+                    <w:r>
+                      <w:t>1</w:t>
+                    </w:r>
+                    <w:r>
+                      <w:fldChar w:fldCharType="end"/>
+                    </w:r>
+                  </w:p>
+                </w:txbxContent>
+              </v:textbox>
+            </v:shape>
+          </w:pict>
+        </mc:Fallback>
+      </mc:AlternateContent>
+    </w:r>
+  </w:p>
+</w:ftr>
 </file>
 
 <file path=word/numbering.xml><?xml version="1.0" encoding="utf-8"?>
@@ -6066,6 +6222,39 @@
     </w:tblPr>
   </w:style>
   <w:style w:type="paragraph" w:styleId="6">
+    <w:name w:val="footer"/>
+    <w:basedOn w:val="1"/>
+    <w:uiPriority w:val="0"/>
+    <w:pPr>
+      <w:tabs>
+        <w:tab w:val="center" w:pos="4153"/>
+        <w:tab w:val="right" w:pos="8306"/>
+      </w:tabs>
+      <w:snapToGrid w:val="0"/>
+      <w:jc w:val="left"/>
+    </w:pPr>
+    <w:rPr>
+      <w:sz w:val="18"/>
+      <w:szCs w:val="18"/>
+    </w:rPr>
+  </w:style>
+  <w:style w:type="paragraph" w:styleId="7">
+    <w:name w:val="header"/>
+    <w:basedOn w:val="1"/>
+    <w:uiPriority w:val="0"/>
+    <w:pPr>
+      <w:tabs>
+        <w:tab w:val="center" w:pos="4153"/>
+        <w:tab w:val="right" w:pos="8306"/>
+      </w:tabs>
+      <w:snapToGrid w:val="0"/>
+    </w:pPr>
+    <w:rPr>
+      <w:sz w:val="18"/>
+      <w:szCs w:val="18"/>
+    </w:rPr>
+  </w:style>
+  <w:style w:type="paragraph" w:styleId="8">
     <w:name w:val="Normal (Web)"/>
     <w:uiPriority w:val="0"/>
     <w:pPr>
@@ -6328,4 +6517,21 @@
   </a:themeElements>
   <a:objectDefaults/>
 </a:theme>
+</file>
+
+<file path=customXml/item1.xml><?xml version="1.0" encoding="utf-8"?>
+<s:customData xmlns="http://www.wps.cn/officeDocument/2013/wpsCustomData" xmlns:s="http://www.wps.cn/officeDocument/2013/wpsCustomData">
+  <customSectProps/>
+  <customShpExts>
+    <customShpInfo spid="_x0000_s1026" textRotate="1"/>
+  </customShpExts>
+</s:customData>
+</file>
+
+<file path=customXml/itemProps1.xml><?xml version="1.0" encoding="utf-8"?>
+<ds:datastoreItem xmlns:ds="http://schemas.openxmlformats.org/officeDocument/2006/customXml" ds:itemID="{B1977F7D-205B-4081-913C-38D41E755F92}">
+  <ds:schemaRefs>
+    <ds:schemaRef ds:uri="http://www.wps.cn/officeDocument/2013/wpsCustomData"/>
+  </ds:schemaRefs>
+</ds:datastoreItem>
 </file>